--- a/word_reports/LP_0322_위치_388_Steve Miller Band_Book of.docx
+++ b/word_reports/LP_0322_위치_388_Steve Miller Band_Book of.docx
@@ -4,7 +4,7 @@
   <w:body>
     <w:p>
       <w:pPr>
-        <w:spacing w:after="280"/>
+        <w:spacing w:after="80"/>
       </w:pPr>
       <w:r>
         <w:rPr w:rFonts="맑은 고딕">
@@ -13,94 +13,47 @@
           <w:color w:val="1E3A8A"/>
           <w:sz w:val="30"/>
         </w:rPr>
-        <w:t>[388] Steve Miller Band - Book of Dreams</w:t>
+        <w:t>Steve Miller Band (스티브 밀러 ​​밴드) - Book of Dreams</w:t>
       </w:r>
     </w:p>
     <w:p>
       <w:pPr>
-        <w:spacing w:after="320"/>
+        <w:spacing w:after="240"/>
       </w:pPr>
       <w:r>
         <w:rPr w:rFonts="맑은 고딕">
           <w:rFonts w:ascii="맑은 고딕" w:hAnsi="맑은 고딕" w:eastAsia="맑은 고딕"/>
           <w:b/>
-          <w:sz w:val="20"/>
+          <w:color w:val="4B5563"/>
+          <w:sz w:val="22"/>
         </w:rPr>
-        <w:t>■ 위치 : 388</w:t>
-        <w:br/>
-      </w:r>
-      <w:r>
-        <w:rPr w:rFonts="맑은 고딕">
-          <w:rFonts w:ascii="맑은 고딕" w:hAnsi="맑은 고딕" w:eastAsia="맑은 고딕"/>
-          <w:b/>
-          <w:sz w:val="20"/>
-        </w:rPr>
-        <w:t>■ 아티스트 : Steve Miller Band</w:t>
-        <w:br/>
-      </w:r>
-      <w:r>
-        <w:rPr w:rFonts="맑은 고딕">
-          <w:rFonts w:ascii="맑은 고딕" w:hAnsi="맑은 고딕" w:eastAsia="맑은 고딕"/>
-          <w:b/>
-          <w:sz w:val="20"/>
-        </w:rPr>
-        <w:t>■ 앨범명 : Book of Dreams</w:t>
-        <w:br/>
-      </w:r>
-      <w:r>
-        <w:rPr w:rFonts="맑은 고딕">
-          <w:rFonts w:ascii="맑은 고딕" w:hAnsi="맑은 고딕" w:eastAsia="맑은 고딕"/>
-          <w:b w:val="0"/>
-          <w:sz w:val="20"/>
-        </w:rPr>
-        <w:t>■ 음반 레이블 : Capitol Records</w:t>
-        <w:br/>
-      </w:r>
-      <w:r>
-        <w:rPr w:rFonts="맑은 고딕">
-          <w:rFonts w:ascii="맑은 고딕" w:hAnsi="맑은 고딕" w:eastAsia="맑은 고딕"/>
-          <w:b w:val="0"/>
-          <w:sz w:val="20"/>
-        </w:rPr>
-        <w:t>■ 발매년도 : 1977</w:t>
-        <w:br/>
-      </w:r>
-      <w:r>
-        <w:rPr w:rFonts="맑은 고딕">
-          <w:rFonts w:ascii="맑은 고딕" w:hAnsi="맑은 고딕" w:eastAsia="맑은 고딕"/>
-          <w:b w:val="0"/>
-          <w:sz w:val="20"/>
-        </w:rPr>
-        <w:t>■ 장르 : 팝 록 (Pop Rock), 클래식 록 (Classic Rock), 아레나 록 (Arena Rock)</w:t>
-        <w:br/>
-      </w:r>
-      <w:r>
-        <w:rPr w:rFonts="맑은 고딕">
-          <w:rFonts w:ascii="맑은 고딕" w:hAnsi="맑은 고딕" w:eastAsia="맑은 고딕"/>
-          <w:b w:val="0"/>
-          <w:sz w:val="20"/>
-        </w:rPr>
-        <w:t>■ 주요 수록곡 : Threshold, Jet Airliner, Jungle Love, Swingtown, True Fine Love</w:t>
-        <w:br/>
+        <w:t>위치 :  388</w:t>
       </w:r>
     </w:p>
     <w:p>
       <w:pPr>
-        <w:spacing w:after="160"/>
+        <w:spacing w:line="324" w:lineRule="auto" w:before="80" w:after="160"/>
       </w:pPr>
       <w:r>
         <w:rPr w:rFonts="맑은 고딕">
           <w:rFonts w:ascii="맑은 고딕" w:hAnsi="맑은 고딕" w:eastAsia="맑은 고딕"/>
           <w:b/>
           <w:color w:val="1F2937"/>
-          <w:sz w:val="24"/>
+          <w:sz w:val="22"/>
         </w:rPr>
-        <w:t>■ 음반 해설 및 감상 가이드</w:t>
+        <w:t xml:space="preserve">[음반 소개] </w:t>
+      </w:r>
+      <w:r>
+        <w:rPr w:rFonts="맑은 고딕">
+          <w:rFonts w:ascii="맑은 고딕" w:hAnsi="맑은 고딕" w:eastAsia="맑은 고딕"/>
+          <w:b w:val="0"/>
+          <w:sz w:val="21"/>
+        </w:rPr>
       </w:r>
     </w:p>
     <w:p>
       <w:pPr>
-        <w:spacing w:line="312" w:lineRule="auto" w:after="120"/>
+        <w:spacing w:line="324" w:lineRule="auto" w:after="120"/>
       </w:pPr>
       <w:r>
         <w:rPr w:rFonts="맑은 고딕">
@@ -108,51 +61,516 @@
           <w:b w:val="0"/>
           <w:sz w:val="21"/>
         </w:rPr>
-        <w:t>1977년에 발매된 스티브 밀러 밴드(Steve Miller Band)의 10번째 스튜디오 앨범 《Book of Dreams》는 전작 《Fly Like an Eagle》(1976)의 메가 히트를 이어받아 이들의 음악적 황금기를 완벽하게 정점에 올린 명반입니다. 실제로 두 앨범의 수록곡들은 동일한 녹음 세션에서 한꺼번에 작업되었기에, 본 작은 전작의 유려한 감성과 한층 다듬어진 팝/록 감수성을 공유하는 '자매 앨범'의 성격을 띱니다. 상업적인 성공뿐만 아니라 평단의 호평까지 이끌어내며 1970년대 아메리칸 록 신의 상징적인 작품으로 자리매김했습니다.</w:t>
+        <w:t>1977년 초여름의 찬란한 대기 속에 피어난 스티브 밀러 밴드의 《Book of Dreams》는 70년대 아메리칸 록이 도달할 수 있었던 가장 낭만적이고 눈부신 백일몽의 기록입니다. 전작 《Fly Like an Eagle》과 더불어 밴드의 황금기를 완성한 이 걸작은 샌프란시스코의 자유분방한 사이키델릭 유산과 정제된 팝 센시빌리티를 우주적 공간감으로 빚어낸 음향의 보물창고입니다. 영롱하게 반짝이는 아날로그 신시사이저의 숨결과 가슴을 시원하게 관통하는 기타 리프는 반세기가 흐른 지금까지도 청자의 마음에 청량한 서정을 실어 보냅니다. 턴테이블의 바늘 끝을 통해 회전하는 이들의 음악은 한 시대의 청춘이 품었던 방랑과 동경의 궤적을 가장 우아한 소리로 증명해 보이고 있습니다.</w:t>
       </w:r>
     </w:p>
     <w:p>
       <w:pPr>
-        <w:spacing w:line="312" w:lineRule="auto" w:after="120"/>
+        <w:spacing w:line="324" w:lineRule="auto" w:before="200" w:after="80"/>
       </w:pPr>
+      <w:r>
+        <w:rPr w:rFonts="맑은 고딕">
+          <w:rFonts w:ascii="맑은 고딕" w:hAnsi="맑은 고딕" w:eastAsia="맑은 고딕"/>
+          <w:b/>
+          <w:color w:val="1E3A8A"/>
+          <w:sz w:val="24"/>
+        </w:rPr>
+        <w:t>1. 음반 데이터</w:t>
+      </w:r>
+    </w:p>
+    <w:p>
+      <w:pPr>
+        <w:spacing w:line="324" w:lineRule="auto" w:after="80"/>
+      </w:pPr>
+      <w:r>
+        <w:rPr w:rFonts="맑은 고딕">
+          <w:rFonts w:ascii="맑은 고딕" w:hAnsi="맑은 고딕" w:eastAsia="맑은 고딕"/>
+          <w:b w:val="0"/>
+          <w:color w:val="6B7280"/>
+          <w:sz w:val="21"/>
+        </w:rPr>
+        <w:t xml:space="preserve">· </w:t>
+      </w:r>
+      <w:r>
+        <w:rPr w:rFonts="맑은 고딕">
+          <w:rFonts w:ascii="맑은 고딕" w:hAnsi="맑은 고딕" w:eastAsia="맑은 고딕"/>
+          <w:b/>
+          <w:color w:val="1F2937"/>
+          <w:sz w:val="21"/>
+        </w:rPr>
+        <w:t xml:space="preserve">앨범명: </w:t>
+      </w:r>
       <w:r>
         <w:rPr w:rFonts="맑은 고딕">
           <w:rFonts w:ascii="맑은 고딕" w:hAnsi="맑은 고딕" w:eastAsia="맑은 고딕"/>
           <w:b w:val="0"/>
           <w:sz w:val="21"/>
         </w:rPr>
-        <w:t>본 음반은 신시사이저의 우주적인 사운드스케이프와 라디오 친화적인 포크/블루스 록 리프의 절묘한 결합을 보여줍니다. 신비로운 분위기를 자아내는 인스트루멘털 트랙과 강렬한 타이틀급 록 트랙이 단절 없이 자연스럽게 연결되는 앨범 구성은 음악적 몰입감을 극대화합니다. 스티브 밀러 특유의 세련된 프로듀싱 능력과 선명한 기타 톤, 그리고 경쾌하면서도 정교한 스튜디오 세션 연주는 70년대 후반 팝 록이 도달할 수 있었던 최상위권의 완성도를 자랑합니다.</w:t>
+        <w:t>Book of Dreams</w:t>
       </w:r>
     </w:p>
     <w:p>
       <w:pPr>
-        <w:spacing w:line="312" w:lineRule="auto" w:after="120"/>
+        <w:spacing w:line="324" w:lineRule="auto" w:after="80"/>
       </w:pPr>
+      <w:r>
+        <w:rPr w:rFonts="맑은 고딕">
+          <w:rFonts w:ascii="맑은 고딕" w:hAnsi="맑은 고딕" w:eastAsia="맑은 고딕"/>
+          <w:b w:val="0"/>
+          <w:color w:val="6B7280"/>
+          <w:sz w:val="21"/>
+        </w:rPr>
+        <w:t xml:space="preserve">· </w:t>
+      </w:r>
+      <w:r>
+        <w:rPr w:rFonts="맑은 고딕">
+          <w:rFonts w:ascii="맑은 고딕" w:hAnsi="맑은 고딕" w:eastAsia="맑은 고딕"/>
+          <w:b/>
+          <w:color w:val="1F2937"/>
+          <w:sz w:val="21"/>
+        </w:rPr>
+        <w:t xml:space="preserve">아티스트: </w:t>
+      </w:r>
       <w:r>
         <w:rPr w:rFonts="맑은 고딕">
           <w:rFonts w:ascii="맑은 고딕" w:hAnsi="맑은 고딕" w:eastAsia="맑은 고딕"/>
           <w:b w:val="0"/>
           <w:sz w:val="21"/>
         </w:rPr>
-        <w:t>수록곡 중 단연 돋보이는 모멘트는 전자음의 오프닝 트랙 〈Threshold〉에 이어 폭발하듯 이어지는 〈Jet Airliner〉입니다. 블루스 뮤지션 폴 페나(Paul Pena)의 곡을 스티브 밀러만의 캐치한 기타 리프와 경쾌한 리듬으로 재해석하여 빌보드 싱글 차트 상위권을 장식했습니다. 또한, 역동적인 에너지와 퍼커션이 돋보이는 〈Jungle Love〉, 드라이빙감 넘치는 베이스 라인과 리드미컬한 수작 〈Swingtown〉은 LP 바이닐 팬들에게 청각적 쾌감을 제공하는 핵심 감상 포인트입니다.</w:t>
+        <w:t>Steve Miller Band (스티브 밀러 ​​밴드)</w:t>
       </w:r>
     </w:p>
     <w:p>
       <w:pPr>
-        <w:spacing w:line="312" w:lineRule="auto" w:after="120"/>
+        <w:spacing w:line="324" w:lineRule="auto" w:after="80"/>
       </w:pPr>
+      <w:r>
+        <w:rPr w:rFonts="맑은 고딕">
+          <w:rFonts w:ascii="맑은 고딕" w:hAnsi="맑은 고딕" w:eastAsia="맑은 고딕"/>
+          <w:b w:val="0"/>
+          <w:color w:val="6B7280"/>
+          <w:sz w:val="21"/>
+        </w:rPr>
+        <w:t xml:space="preserve">· </w:t>
+      </w:r>
+      <w:r>
+        <w:rPr w:rFonts="맑은 고딕">
+          <w:rFonts w:ascii="맑은 고딕" w:hAnsi="맑은 고딕" w:eastAsia="맑은 고딕"/>
+          <w:b/>
+          <w:color w:val="1F2937"/>
+          <w:sz w:val="21"/>
+        </w:rPr>
+        <w:t xml:space="preserve">발매 정보: </w:t>
+      </w:r>
       <w:r>
         <w:rPr w:rFonts="맑은 고딕">
           <w:rFonts w:ascii="맑은 고딕" w:hAnsi="맑은 고딕" w:eastAsia="맑은 고딕"/>
           <w:b w:val="0"/>
           <w:sz w:val="21"/>
         </w:rPr>
-        <w:t>《Book of Dreams》는 시대를 초월하는 세련된 멜로디 감각과 당대 최고 수준의 레코딩 기술이 집약된 스튜디오 예술의 결과물입니다. 따뜻하고 풍부한 아날로그 사운드를 선사하는 LP로 감상할 때, 스티브 밀러 밴드가 의도했던 입체적인 공간감과 투명한 오디오 텍스처를 가장 완벽하게 경험할 수 있습니다. 70년대 클래식 록의 정수를 만끽하고자 하는 리스너라면 반드시 소장해야 할 필청반입니다.</w:t>
+        <w:t>1977년 5월 명문 레이블 캐피톨 레코드(Capitol Records)를 통해 발표된 스티브 밀러 밴드의 열 번째 정규 앨범으로, 샌프란시스코 CBS 스튜디오에서 전작의 세션과 유기적으로 이어지며 밴드의 음악적 역량이 만개했을 때 완성된 기념비적인 작품입니다.</w:t>
+      </w:r>
+    </w:p>
+    <w:p>
+      <w:pPr>
+        <w:spacing w:line="324" w:lineRule="auto" w:after="80"/>
+      </w:pPr>
+      <w:r>
+        <w:rPr w:rFonts="맑은 고딕">
+          <w:rFonts w:ascii="맑은 고딕" w:hAnsi="맑은 고딕" w:eastAsia="맑은 고딕"/>
+          <w:b w:val="0"/>
+          <w:color w:val="6B7280"/>
+          <w:sz w:val="21"/>
+        </w:rPr>
+        <w:t xml:space="preserve">· </w:t>
+      </w:r>
+      <w:r>
+        <w:rPr w:rFonts="맑은 고딕">
+          <w:rFonts w:ascii="맑은 고딕" w:hAnsi="맑은 고딕" w:eastAsia="맑은 고딕"/>
+          <w:b/>
+          <w:color w:val="1F2937"/>
+          <w:sz w:val="21"/>
+        </w:rPr>
+        <w:t xml:space="preserve">LP 인기도(판매량): </w:t>
+      </w:r>
+      <w:r>
+        <w:rPr w:rFonts="맑은 고딕">
+          <w:rFonts w:ascii="맑은 고딕" w:hAnsi="맑은 고딕" w:eastAsia="맑은 고딕"/>
+          <w:b w:val="0"/>
+          <w:sz w:val="21"/>
+        </w:rPr>
+        <w:t>발매와 동시에 폭발적인 사랑을 받으며 미국 빌보드 200 앨범 차트 2위에 올랐고, 전미 음반 협회(RIAA)로부터 300만 장 이상의 판매고를 공인받아 트리플 플래티넘(3× Multi-Platinum)을 기록하며 전 세계적인 상업적 대성공을 거두었습니다.</w:t>
+      </w:r>
+    </w:p>
+    <w:p>
+      <w:pPr>
+        <w:spacing w:line="324" w:lineRule="auto" w:after="80"/>
+      </w:pPr>
+      <w:r>
+        <w:rPr w:rFonts="맑은 고딕">
+          <w:rFonts w:ascii="맑은 고딕" w:hAnsi="맑은 고딕" w:eastAsia="맑은 고딕"/>
+          <w:b w:val="0"/>
+          <w:color w:val="6B7280"/>
+          <w:sz w:val="21"/>
+        </w:rPr>
+        <w:t xml:space="preserve">· </w:t>
+      </w:r>
+      <w:r>
+        <w:rPr w:rFonts="맑은 고딕">
+          <w:rFonts w:ascii="맑은 고딕" w:hAnsi="맑은 고딕" w:eastAsia="맑은 고딕"/>
+          <w:b/>
+          <w:color w:val="1F2937"/>
+          <w:sz w:val="21"/>
+        </w:rPr>
+        <w:t xml:space="preserve">각종 수상경력: </w:t>
+      </w:r>
+      <w:r>
+        <w:rPr w:rFonts="맑은 고딕">
+          <w:rFonts w:ascii="맑은 고딕" w:hAnsi="맑은 고딕" w:eastAsia="맑은 고딕"/>
+          <w:b w:val="0"/>
+          <w:sz w:val="21"/>
+        </w:rPr>
+        <w:t>앨범 수록곡인 "Jet Airliner", "Jungle Love", "Swingtown"이 연달아 빌보드 싱글 차트 상위권을 장악하였으며, 2016년 스티브 밀러의 '로큰롤 명예의 전당(Rock and Roll Hall of Fame)' 헌액과 함께 1970년대 클래식 록 라디오 시대를 상징하는 불멸의 명반으로 영구히 자리매김하였습니다.</w:t>
+      </w:r>
+    </w:p>
+    <w:p>
+      <w:pPr>
+        <w:spacing w:line="324" w:lineRule="auto" w:before="200" w:after="80"/>
+      </w:pPr>
+      <w:r>
+        <w:rPr w:rFonts="맑은 고딕">
+          <w:rFonts w:ascii="맑은 고딕" w:hAnsi="맑은 고딕" w:eastAsia="맑은 고딕"/>
+          <w:b/>
+          <w:color w:val="1E3A8A"/>
+          <w:sz w:val="24"/>
+        </w:rPr>
+        <w:t>2. 아티스트 정보</w:t>
+      </w:r>
+    </w:p>
+    <w:p>
+      <w:pPr>
+        <w:spacing w:line="324" w:lineRule="auto" w:after="80"/>
+      </w:pPr>
+      <w:r>
+        <w:rPr w:rFonts="맑은 고딕">
+          <w:rFonts w:ascii="맑은 고딕" w:hAnsi="맑은 고딕" w:eastAsia="맑은 고딕"/>
+          <w:b w:val="0"/>
+          <w:color w:val="6B7280"/>
+          <w:sz w:val="21"/>
+        </w:rPr>
+        <w:t xml:space="preserve">· </w:t>
+      </w:r>
+      <w:r>
+        <w:rPr w:rFonts="맑은 고딕">
+          <w:rFonts w:ascii="맑은 고딕" w:hAnsi="맑은 고딕" w:eastAsia="맑은 고딕"/>
+          <w:b/>
+          <w:color w:val="1F2937"/>
+          <w:sz w:val="21"/>
+        </w:rPr>
+        <w:t xml:space="preserve">국적: </w:t>
+      </w:r>
+      <w:r>
+        <w:rPr w:rFonts="맑은 고딕">
+          <w:rFonts w:ascii="맑은 고딕" w:hAnsi="맑은 고딕" w:eastAsia="맑은 고딕"/>
+          <w:b w:val="0"/>
+          <w:sz w:val="21"/>
+        </w:rPr>
+        <w:t>미국</w:t>
+      </w:r>
+    </w:p>
+    <w:p>
+      <w:pPr>
+        <w:spacing w:line="324" w:lineRule="auto" w:after="80"/>
+      </w:pPr>
+      <w:r>
+        <w:rPr w:rFonts="맑은 고딕">
+          <w:rFonts w:ascii="맑은 고딕" w:hAnsi="맑은 고딕" w:eastAsia="맑은 고딕"/>
+          <w:b w:val="0"/>
+          <w:color w:val="6B7280"/>
+          <w:sz w:val="21"/>
+        </w:rPr>
+        <w:t xml:space="preserve">· </w:t>
+      </w:r>
+      <w:r>
+        <w:rPr w:rFonts="맑은 고딕">
+          <w:rFonts w:ascii="맑은 고딕" w:hAnsi="맑은 고딕" w:eastAsia="맑은 고딕"/>
+          <w:b/>
+          <w:color w:val="1F2937"/>
+          <w:sz w:val="21"/>
+        </w:rPr>
+        <w:t xml:space="preserve">생몰년도: </w:t>
+      </w:r>
+      <w:r>
+        <w:rPr w:rFonts="맑은 고딕">
+          <w:rFonts w:ascii="맑은 고딕" w:hAnsi="맑은 고딕" w:eastAsia="맑은 고딕"/>
+          <w:b w:val="0"/>
+          <w:sz w:val="21"/>
+        </w:rPr>
+        <w:t>스티브 밀러 (1943년 출생) / 밴드 결성: 1966년 ~ 현재</w:t>
+      </w:r>
+    </w:p>
+    <w:p>
+      <w:pPr>
+        <w:spacing w:line="324" w:lineRule="auto" w:after="80"/>
+      </w:pPr>
+      <w:r>
+        <w:rPr w:rFonts="맑은 고딕">
+          <w:rFonts w:ascii="맑은 고딕" w:hAnsi="맑은 고딕" w:eastAsia="맑은 고딕"/>
+          <w:b w:val="0"/>
+          <w:color w:val="6B7280"/>
+          <w:sz w:val="21"/>
+        </w:rPr>
+        <w:t xml:space="preserve">· </w:t>
+      </w:r>
+      <w:r>
+        <w:rPr w:rFonts="맑은 고딕">
+          <w:rFonts w:ascii="맑은 고딕" w:hAnsi="맑은 고딕" w:eastAsia="맑은 고딕"/>
+          <w:b/>
+          <w:color w:val="1F2937"/>
+          <w:sz w:val="21"/>
+        </w:rPr>
+        <w:t xml:space="preserve">그룹 소속: </w:t>
+      </w:r>
+      <w:r>
+        <w:rPr w:rFonts="맑은 고딕">
+          <w:rFonts w:ascii="맑은 고딕" w:hAnsi="맑은 고딕" w:eastAsia="맑은 고딕"/>
+          <w:b w:val="0"/>
+          <w:sz w:val="21"/>
+        </w:rPr>
+        <w:t>그룹 (Steve Miller Band)</w:t>
+      </w:r>
+    </w:p>
+    <w:p>
+      <w:pPr>
+        <w:spacing w:line="324" w:lineRule="auto" w:after="80"/>
+      </w:pPr>
+      <w:r>
+        <w:rPr w:rFonts="맑은 고딕">
+          <w:rFonts w:ascii="맑은 고딕" w:hAnsi="맑은 고딕" w:eastAsia="맑은 고딕"/>
+          <w:b w:val="0"/>
+          <w:color w:val="6B7280"/>
+          <w:sz w:val="21"/>
+        </w:rPr>
+        <w:t xml:space="preserve">· </w:t>
+      </w:r>
+      <w:r>
+        <w:rPr w:rFonts="맑은 고딕">
+          <w:rFonts w:ascii="맑은 고딕" w:hAnsi="맑은 고딕" w:eastAsia="맑은 고딕"/>
+          <w:b/>
+          <w:color w:val="1F2937"/>
+          <w:sz w:val="21"/>
+        </w:rPr>
+        <w:t xml:space="preserve">아티스트 소개: </w:t>
+      </w:r>
+      <w:r>
+        <w:rPr w:rFonts="맑은 고딕">
+          <w:rFonts w:ascii="맑은 고딕" w:hAnsi="맑은 고딕" w:eastAsia="맑은 고딕"/>
+          <w:b w:val="0"/>
+          <w:sz w:val="21"/>
+        </w:rPr>
+        <w:t>시카고 블루스의 깊고 묵직한 토양에서 음악적 뼈대를 다진 뒤, 샌프란시스코의 사이키델릭 무브먼트를 주도했던 거장 기타리스트이자 싱어송라이터 스티브 밀러가 이끄는 록 밴드입니다. 블루스와 포크의 전통적 정서 위에 진보적인 전자 음향과 유려한 멜로디 라인을 융합하여, 아메리칸 라디오 록의 미학적 표준을 구축한 독보적인 아티스트로 평가받습니다.</w:t>
+      </w:r>
+    </w:p>
+    <w:p>
+      <w:pPr>
+        <w:spacing w:line="324" w:lineRule="auto" w:before="200" w:after="80"/>
+      </w:pPr>
+      <w:r>
+        <w:rPr w:rFonts="맑은 고딕">
+          <w:rFonts w:ascii="맑은 고딕" w:hAnsi="맑은 고딕" w:eastAsia="맑은 고딕"/>
+          <w:b/>
+          <w:color w:val="1E3A8A"/>
+          <w:sz w:val="24"/>
+        </w:rPr>
+        <w:t>3. 음반 상세 분석</w:t>
+      </w:r>
+    </w:p>
+    <w:p>
+      <w:pPr>
+        <w:spacing w:line="324" w:lineRule="auto" w:after="80"/>
+      </w:pPr>
+      <w:r>
+        <w:rPr w:rFonts="맑은 고딕">
+          <w:rFonts w:ascii="맑은 고딕" w:hAnsi="맑은 고딕" w:eastAsia="맑은 고딕"/>
+          <w:b w:val="0"/>
+          <w:color w:val="6B7280"/>
+          <w:sz w:val="21"/>
+        </w:rPr>
+        <w:t xml:space="preserve">· </w:t>
+      </w:r>
+      <w:r>
+        <w:rPr w:rFonts="맑은 고딕">
+          <w:rFonts w:ascii="맑은 고딕" w:hAnsi="맑은 고딕" w:eastAsia="맑은 고딕"/>
+          <w:b/>
+          <w:color w:val="1F2937"/>
+          <w:sz w:val="21"/>
+        </w:rPr>
+        <w:t xml:space="preserve">역사적 위치: </w:t>
+      </w:r>
+      <w:r>
+        <w:rPr w:rFonts="맑은 고딕">
+          <w:rFonts w:ascii="맑은 고딕" w:hAnsi="맑은 고딕" w:eastAsia="맑은 고딕"/>
+          <w:b w:val="0"/>
+          <w:sz w:val="21"/>
+        </w:rPr>
+        <w:t>《Book of Dreams》는 1970년대 후반 AOR(Adult-Oriented Rock)과 팝 록이 예술적 완성도와 대중적 포용력 사이에서 도달한 가장 이상적인 모범 답안입니다. 정교하게 다듬어진 스튜디오 프로덕션 속에서도 로큰롤 특유의 생동감과 블루스적 서정미를 결코 잃지 않음으로써, 상업적 성공작이 동시에 얼마나 품격 있는 음악적 성취를 이룰 수 있는지를 팝 역사에 선명하게 아로새겼습니다.</w:t>
+      </w:r>
+    </w:p>
+    <w:p>
+      <w:pPr>
+        <w:spacing w:line="324" w:lineRule="auto" w:after="80"/>
+      </w:pPr>
+      <w:r>
+        <w:rPr w:rFonts="맑은 고딕">
+          <w:rFonts w:ascii="맑은 고딕" w:hAnsi="맑은 고딕" w:eastAsia="맑은 고딕"/>
+          <w:b w:val="0"/>
+          <w:color w:val="6B7280"/>
+          <w:sz w:val="21"/>
+        </w:rPr>
+        <w:t xml:space="preserve">· </w:t>
+      </w:r>
+      <w:r>
+        <w:rPr w:rFonts="맑은 고딕">
+          <w:rFonts w:ascii="맑은 고딕" w:hAnsi="맑은 고딕" w:eastAsia="맑은 고딕"/>
+          <w:b/>
+          <w:color w:val="1F2937"/>
+          <w:sz w:val="21"/>
+        </w:rPr>
+        <w:t xml:space="preserve">시대의 흔적(스토리텔링): </w:t>
+      </w:r>
+      <w:r>
+        <w:rPr w:rFonts="맑은 고딕">
+          <w:rFonts w:ascii="맑은 고딕" w:hAnsi="맑은 고딕" w:eastAsia="맑은 고딕"/>
+          <w:b w:val="0"/>
+          <w:sz w:val="21"/>
+        </w:rPr>
+        <w:t>격동의 60년대가 남긴 상흔과 베트남 전쟁의 그늘이 걷혀가던 1970년대 후반, 물질적 풍요 속에서도 어딘가 공허함을 느끼던 청춘들에게 이 음반은 찬란한 탈출구가 되어주었습니다. 끝없이 뻗은 고속도로 위를 질주하는 자동차 안에서, 혹은 홀로 머무는 방의 전축 앞에서 "Jet Airliner"를 들으며 미지의 세계로 비상을 꿈꾸던 당시 젊은이들의 노스탤지어와 순수한 낭만이 수록곡 전편에 고스란히 박제되어 있습니다.</w:t>
+      </w:r>
+    </w:p>
+    <w:p>
+      <w:pPr>
+        <w:spacing w:line="324" w:lineRule="auto" w:before="200" w:after="80"/>
+      </w:pPr>
+      <w:r>
+        <w:rPr w:rFonts="맑은 고딕">
+          <w:rFonts w:ascii="맑은 고딕" w:hAnsi="맑은 고딕" w:eastAsia="맑은 고딕"/>
+          <w:b/>
+          <w:color w:val="1E3A8A"/>
+          <w:sz w:val="24"/>
+        </w:rPr>
+        <w:t>4. 주요 수록곡 및 감상 제언</w:t>
+      </w:r>
+    </w:p>
+    <w:p>
+      <w:pPr>
+        <w:spacing w:line="324" w:lineRule="auto" w:after="80"/>
+      </w:pPr>
+      <w:r>
+        <w:rPr w:rFonts="맑은 고딕">
+          <w:rFonts w:ascii="맑은 고딕" w:hAnsi="맑은 고딕" w:eastAsia="맑은 고딕"/>
+          <w:b w:val="0"/>
+          <w:color w:val="6B7280"/>
+          <w:sz w:val="21"/>
+        </w:rPr>
+        <w:t xml:space="preserve">· </w:t>
+      </w:r>
+      <w:r>
+        <w:rPr w:rFonts="맑은 고딕">
+          <w:rFonts w:ascii="맑은 고딕" w:hAnsi="맑은 고딕" w:eastAsia="맑은 고딕"/>
+          <w:b/>
+          <w:color w:val="1F2937"/>
+          <w:sz w:val="21"/>
+        </w:rPr>
+        <w:t xml:space="preserve">주요 수록곡 특징: </w:t>
+      </w:r>
+      <w:r>
+        <w:rPr w:rFonts="맑은 고딕">
+          <w:rFonts w:ascii="맑은 고딕" w:hAnsi="맑은 고딕" w:eastAsia="맑은 고딕"/>
+          <w:b w:val="0"/>
+          <w:sz w:val="21"/>
+        </w:rPr>
+        <w:t>우주적 음향의 신시사이저 소품 "Threshold"와 매끄럽게 연결되며 폭발적인 해방감을 선사하는 록의 명곡 "Jet Airliner", 본능을 자극하는 그루브와 펑키한 기타 리프가 일품인 "Jungle Love", 쓸쓸하고도 애절한 어쿠스틱 선율과 하모니카가 가슴을 저미는 서정적 발라드 "Winter Time", 그리고 최면적인 비트와 보컬 하모니가 빛나는 "Swingtown" 등 한 곡도 버릴 것 없는 완벽한 음악적 파노라마를 펼쳐 보입니다.</w:t>
+      </w:r>
+    </w:p>
+    <w:p>
+      <w:pPr>
+        <w:spacing w:line="324" w:lineRule="auto" w:after="80"/>
+      </w:pPr>
+      <w:r>
+        <w:rPr w:rFonts="맑은 고딕">
+          <w:rFonts w:ascii="맑은 고딕" w:hAnsi="맑은 고딕" w:eastAsia="맑은 고딕"/>
+          <w:b w:val="0"/>
+          <w:color w:val="6B7280"/>
+          <w:sz w:val="21"/>
+        </w:rPr>
+        <w:t xml:space="preserve">· </w:t>
+      </w:r>
+      <w:r>
+        <w:rPr w:rFonts="맑은 고딕">
+          <w:rFonts w:ascii="맑은 고딕" w:hAnsi="맑은 고딕" w:eastAsia="맑은 고딕"/>
+          <w:b/>
+          <w:color w:val="1F2937"/>
+          <w:sz w:val="21"/>
+        </w:rPr>
+        <w:t xml:space="preserve">빈티지 감상 제언: </w:t>
+      </w:r>
+      <w:r>
+        <w:rPr w:rFonts="맑은 고딕">
+          <w:rFonts w:ascii="맑은 고딕" w:hAnsi="맑은 고딕" w:eastAsia="맑은 고딕"/>
+          <w:b w:val="0"/>
+          <w:sz w:val="21"/>
+        </w:rPr>
+        <w:t>켈리 앤 마우스(Kelly &amp; Mouse)의 환상적인 페가수스 일러스트 커버를 음미하며 진공관 앰프에 은은한 불빛이 돌 때 감상하시길 권합니다. 아날로그 LP 특유의 두터운 저음역과 공간을 둥글게 감싸는 신시사이저의 잔향, 그리고 스티브 밀러의 온기 어린 보컬이 카트리지의 섬세한 트래킹을 거쳐 흘러나올 때, 청음실은 일순간 1977년 캘리포니아의 맑고 푸른 공기로 가득 차오를 것입니다.</w:t>
+      </w:r>
+    </w:p>
+    <w:p>
+      <w:pPr>
+        <w:spacing w:line="324" w:lineRule="auto" w:after="80"/>
+      </w:pPr>
+      <w:r>
+        <w:rPr w:rFonts="맑은 고딕">
+          <w:rFonts w:ascii="맑은 고딕" w:hAnsi="맑은 고딕" w:eastAsia="맑은 고딕"/>
+          <w:b w:val="0"/>
+          <w:color w:val="6B7280"/>
+          <w:sz w:val="21"/>
+        </w:rPr>
+        <w:t xml:space="preserve">· </w:t>
+      </w:r>
+      <w:r>
+        <w:rPr w:rFonts="맑은 고딕">
+          <w:rFonts w:ascii="맑은 고딕" w:hAnsi="맑은 고딕" w:eastAsia="맑은 고딕"/>
+          <w:b/>
+          <w:color w:val="1F2937"/>
+          <w:sz w:val="21"/>
+        </w:rPr>
+        <w:t xml:space="preserve">소장 가치: </w:t>
+      </w:r>
+      <w:r>
+        <w:rPr w:rFonts="맑은 고딕">
+          <w:rFonts w:ascii="맑은 고딕" w:hAnsi="맑은 고딕" w:eastAsia="맑은 고딕"/>
+          <w:b w:val="0"/>
+          <w:sz w:val="21"/>
+        </w:rPr>
+        <w:t>시각적 매혹을 안겨주는 상징적인 재킷 아트워크와 70년대 아날로그 마스터링의 정수를 담고 있는 사운드 퀄리티는 오디오파일과 바이닐 컬렉터 모두에게 대체 불가능한 기쁨을 줍니다. 시대를 초월하여 사랑받는 멜로디의 정수가 담긴 이 음반은 클래식 록 컬렉션의 한가운데를 당당히 차지할 만한 영구 소장 가치를 지니고 있습니다.</w:t>
+      </w:r>
+    </w:p>
+    <w:p>
+      <w:pPr>
+        <w:spacing w:line="324" w:lineRule="auto" w:after="120" w:before="160"/>
+      </w:pPr>
+      <w:r>
+        <w:rPr w:rFonts="맑은 고딕">
+          <w:rFonts w:ascii="맑은 고딕" w:hAnsi="맑은 고딕" w:eastAsia="맑은 고딕"/>
+          <w:b/>
+          <w:color w:val="4338CA"/>
+          <w:sz w:val="21"/>
+        </w:rPr>
+        <w:t>이 음반을 통해 푸른 꿈의 날개를 펴고 광활한 70년대 록의 창공으로 날아오르던 시절이 전해주는 감동을 다시 한번 경험해 보시는 것은 어떨까요?</w:t>
       </w:r>
     </w:p>
     <w:sectPr>
       <w:pgSz w:w="12240" w:h="15840"/>
-      <w:pgMar w:top="1440" w:right="1440" w:bottom="1440" w:left="1440" w:header="720" w:footer="720" w:gutter="0"/>
+      <w:pgMar w:top="1152" w:right="1296" w:bottom="1152" w:left="1296" w:header="720" w:footer="720" w:gutter="0"/>
       <w:cols w:space="720"/>
       <w:docGrid w:linePitch="360"/>
     </w:sectPr>

--- a/word_reports/LP_0322_위치_388_Steve Miller Band_Book of.docx
+++ b/word_reports/LP_0322_위치_388_Steve Miller Band_Book of.docx
@@ -32,7 +32,7 @@
     </w:p>
     <w:p>
       <w:pPr>
-        <w:spacing w:line="324" w:lineRule="auto" w:before="80" w:after="160"/>
+        <w:spacing w:line="324" w:lineRule="auto" w:before="80" w:after="120"/>
       </w:pPr>
       <w:r>
         <w:rPr w:rFonts="맑은 고딕">
@@ -42,13 +42,6 @@
           <w:sz w:val="22"/>
         </w:rPr>
         <w:t xml:space="preserve">[음반 소개] </w:t>
-      </w:r>
-      <w:r>
-        <w:rPr w:rFonts="맑은 고딕">
-          <w:rFonts w:ascii="맑은 고딕" w:hAnsi="맑은 고딕" w:eastAsia="맑은 고딕"/>
-          <w:b w:val="0"/>
-          <w:sz w:val="21"/>
-        </w:rPr>
       </w:r>
     </w:p>
     <w:p>
@@ -61,7 +54,33 @@
           <w:b w:val="0"/>
           <w:sz w:val="21"/>
         </w:rPr>
-        <w:t>1977년 초여름의 찬란한 대기 속에 피어난 스티브 밀러 밴드의 《Book of Dreams》는 70년대 아메리칸 록이 도달할 수 있었던 가장 낭만적이고 눈부신 백일몽의 기록입니다. 전작 《Fly Like an Eagle》과 더불어 밴드의 황금기를 완성한 이 걸작은 샌프란시스코의 자유분방한 사이키델릭 유산과 정제된 팝 센시빌리티를 우주적 공간감으로 빚어낸 음향의 보물창고입니다. 영롱하게 반짝이는 아날로그 신시사이저의 숨결과 가슴을 시원하게 관통하는 기타 리프는 반세기가 흐른 지금까지도 청자의 마음에 청량한 서정을 실어 보냅니다. 턴테이블의 바늘 끝을 통해 회전하는 이들의 음악은 한 시대의 청춘이 품었던 방랑과 동경의 궤적을 가장 우아한 소리로 증명해 보이고 있습니다.</w:t>
+        <w:t>1970년대 후반의 아메리칸 록 씬은 거대한 음악적 전환점 위에 서 있었습니다. 사이키델릭과 블루스의 거친 질감에서 출발했던 서부 해안의 자유로운 음악혼은 라디오 친화적인 팝 센스와 결합하며 바야흐로 '클래식 록(Classic Rock)'의 황금기를 활짝 열어젖히고 있었습니다. 이러한 시대적 도도한 물결의 중심에서, 스티브 밀러 밴드가 1977년에 발표한 걸작 [Book of Dreams]는 전작 [Fly Like an Eagle]의 눈부신 성공을 뛰어넘어 밴드의 예술적 완숙미와 대중적 포용력이 가장 찬란하게 폭발한 기념비적인 기록입니다. 샌프란시스코 CBS 스튜디오에서 일련의 집중된 세션을 통해 잉태된 이 작품은 록 음악이 도달할 수 있는 가장 우아하고 매끄러운 멜로디의 극치를 보여줍니다.</w:t>
+      </w:r>
+    </w:p>
+    <w:p>
+      <w:pPr>
+        <w:spacing w:line="324" w:lineRule="auto" w:after="120"/>
+      </w:pPr>
+      <w:r>
+        <w:rPr w:rFonts="맑은 고딕">
+          <w:rFonts w:ascii="맑은 고딕" w:hAnsi="맑은 고딕" w:eastAsia="맑은 고딕"/>
+          <w:b w:val="0"/>
+          <w:sz w:val="21"/>
+        </w:rPr>
+        <w:t>스티브 밀러는 이 앨범을 통해 단순한 블루스 록의 재현을 넘어, 공감각적인 신시사이저 음향과 유려한 기타 아르페지오, 그리고 빈틈없이 조율된 리듬 섹션을 결합하여 하나의 거대한 '꿈의 서사시'를 구축해 냈습니다. '스페이스 카우보이'라는 그의 유쾌하면서도 신비로운 페르소나는 광활한 미 대륙의 고속도로를 질주하는 자유의 날개와, 밤하늘을 수놓는 별빛 같은 우주적 서정성을 한 폭의 수채화처럼 절묘하게 교직해 냅니다. 번민과 혼돈으로 가득 찼던 70년대 청년들에게 그가 건넨 메시지는 탈출이나 체념이 아닌, 일상 속에서 발견하는 생생한 낭만과 음악이 주는 순수한 환희였습니다.</w:t>
+      </w:r>
+    </w:p>
+    <w:p>
+      <w:pPr>
+        <w:spacing w:line="324" w:lineRule="auto" w:after="120"/>
+      </w:pPr>
+      <w:r>
+        <w:rPr w:rFonts="맑은 고딕">
+          <w:rFonts w:ascii="맑은 고딕" w:hAnsi="맑은 고딕" w:eastAsia="맑은 고딕"/>
+          <w:b w:val="0"/>
+          <w:sz w:val="21"/>
+        </w:rPr>
+        <w:t>반세기에 가까운 세월이 흐른 오늘날에도 [Book of Dreams]가 여전히 빛바래지 않는 생명력을 발산하는 까닭은, 시대를 초월하는 보편적인 선율미와 완벽에 가까운 스튜디오 프로덕션의 미학 덕분입니다. 턴테이블의 바늘이 미끄러지듯 그루브를 타는 순간 펼쳐지는 입체적인 사운드스케이프는 현대의 디지털 음원이 결코 흉내 낼 수 없는 따스한 숨결을 품고 있습니다. 청자의 귓가에 속삭이듯 다가오는 몽환적인 코러스와 단단하게 심장을 울리는 베이스라인은, 듣는 이를 끝없는 낭만의 지평선으로 인도하며 아날로그 록 음악이 선사할 수 있는 가장 순수한 카타르시스를 변함없이 전해줍니다.</w:t>
       </w:r>
     </w:p>
     <w:p>
@@ -168,7 +187,7 @@
           <w:b w:val="0"/>
           <w:sz w:val="21"/>
         </w:rPr>
-        <w:t>1977년 5월 명문 레이블 캐피톨 레코드(Capitol Records)를 통해 발표된 스티브 밀러 밴드의 열 번째 정규 앨범으로, 샌프란시스코 CBS 스튜디오에서 전작의 세션과 유기적으로 이어지며 밴드의 음악적 역량이 만개했을 때 완성된 기념비적인 작품입니다.</w:t>
+        <w:t>1977년 5월 캐피톨 레코드(Capitol Records)를 통해 발매된 스티브 밀러 밴드의 통산 열 번째 정규 스튜디오 앨범으로, 전작의 성공을 견인했던 세션의 창작력이 절정에 달했을 때 정교하게 완성된 아메리칸 팝 록의 이정표입니다.</w:t>
       </w:r>
     </w:p>
     <w:p>
@@ -199,7 +218,7 @@
           <w:b w:val="0"/>
           <w:sz w:val="21"/>
         </w:rPr>
-        <w:t>발매와 동시에 폭발적인 사랑을 받으며 미국 빌보드 200 앨범 차트 2위에 올랐고, 전미 음반 협회(RIAA)로부터 300만 장 이상의 판매고를 공인받아 트리플 플래티넘(3× Multi-Platinum)을 기록하며 전 세계적인 상업적 대성공을 거두었습니다.</w:t>
+        <w:t>발매 직후 미국 빌보드 200 차트 2위까지 치솟았으며, 캐나다 차트 정상을 차지하는 등 글로벌 히트를 기록했습니다. 미국 음반산업협회(RIAA)로부터 쿼드러플 플래티넘(400만 장 이상 판매) 인증을 획득하며 당대 최고의 상업적 파급력을 과시했습니다.</w:t>
       </w:r>
     </w:p>
     <w:p>
@@ -230,7 +249,7 @@
           <w:b w:val="0"/>
           <w:sz w:val="21"/>
         </w:rPr>
-        <w:t>앨범 수록곡인 "Jet Airliner", "Jungle Love", "Swingtown"이 연달아 빌보드 싱글 차트 상위권을 장악하였으며, 2016년 스티브 밀러의 '로큰롤 명예의 전당(Rock and Roll Hall of Fame)' 헌액과 함께 1970년대 클래식 록 라디오 시대를 상징하는 불멸의 명반으로 영구히 자리매김하였습니다.</w:t>
+        <w:t>수록곡 "Jet Airliner", "Jungle Love", "Swingtown"이 연이어 빌보드 핫 100 상위권을 휩쓸었으며, 롤링스톤을 비롯한 전 세계 유수의 음악 평단으로부터 70년대 웨스트코스트 록의 가장 완성도 높은 청사진이라는 찬사를 받았습니다.</w:t>
       </w:r>
     </w:p>
     <w:p>
@@ -275,7 +294,7 @@
           <w:b w:val="0"/>
           <w:sz w:val="21"/>
         </w:rPr>
-        <w:t>미국</w:t>
+        <w:t>미국 (USA)</w:t>
       </w:r>
     </w:p>
     <w:p>
@@ -306,7 +325,7 @@
           <w:b w:val="0"/>
           <w:sz w:val="21"/>
         </w:rPr>
-        <w:t>스티브 밀러 (1943년 출생) / 밴드 결성: 1966년 ~ 현재</w:t>
+        <w:t>스티브 밀러 1943년 10월 5일 출생 / 밴드 결성 1966년 ~ 현재</w:t>
       </w:r>
     </w:p>
     <w:p>
@@ -337,7 +356,7 @@
           <w:b w:val="0"/>
           <w:sz w:val="21"/>
         </w:rPr>
-        <w:t>그룹 (Steve Miller Band)</w:t>
+        <w:t>록 밴드 (Steve Miller Band)</w:t>
       </w:r>
     </w:p>
     <w:p>
@@ -368,7 +387,7 @@
           <w:b w:val="0"/>
           <w:sz w:val="21"/>
         </w:rPr>
-        <w:t>시카고 블루스의 깊고 묵직한 토양에서 음악적 뼈대를 다진 뒤, 샌프란시스코의 사이키델릭 무브먼트를 주도했던 거장 기타리스트이자 싱어송라이터 스티브 밀러가 이끄는 록 밴드입니다. 블루스와 포크의 전통적 정서 위에 진보적인 전자 음향과 유려한 멜로디 라인을 융합하여, 아메리칸 라디오 록의 미학적 표준을 구축한 독보적인 아티스트로 평가받습니다.</w:t>
+        <w:t>전설적인 블루스 거장 티본 워커와 레스 폴에게 직접 음악적 영향을 받으며 성장한 스티브 밀러를 중심으로 결성된 밴드입니다. 블루스의 뿌리 깊은 토양 위에 사이키델릭과 미래지향적 신스 사운드, 탁월한 팝 멜로디 감각을 접목하여 아메리칸 라디오 록의 문법을 완전히 새롭게 정립한 거장으로 평가받습니다.</w:t>
       </w:r>
     </w:p>
     <w:p>
@@ -413,7 +432,7 @@
           <w:b w:val="0"/>
           <w:sz w:val="21"/>
         </w:rPr>
-        <w:t>《Book of Dreams》는 1970년대 후반 AOR(Adult-Oriented Rock)과 팝 록이 예술적 완성도와 대중적 포용력 사이에서 도달한 가장 이상적인 모범 답안입니다. 정교하게 다듬어진 스튜디오 프로덕션 속에서도 로큰롤 특유의 생동감과 블루스적 서정미를 결코 잃지 않음으로써, 상업적 성공작이 동시에 얼마나 품격 있는 음악적 성취를 이룰 수 있는지를 팝 역사에 선명하게 아로새겼습니다.</w:t>
+        <w:t>포크 록과 블루스가 FM 라디오 포맷의 매끄러운 'AOR(Adult Oriented Rock)'로 진화하던 70년대 후반의 음악적 정점을 상징합니다. 정교한 멀티 트랙 레코딩 기술과 대중적 훅(Hook)이 완벽한 균형을 이루며 훗날 80년대 팝/록 프로덕션의 선구적 롤모델이 된 음반사적 명반입니다.</w:t>
       </w:r>
     </w:p>
     <w:p>
@@ -444,7 +463,7 @@
           <w:b w:val="0"/>
           <w:sz w:val="21"/>
         </w:rPr>
-        <w:t>격동의 60년대가 남긴 상흔과 베트남 전쟁의 그늘이 걷혀가던 1970년대 후반, 물질적 풍요 속에서도 어딘가 공허함을 느끼던 청춘들에게 이 음반은 찬란한 탈출구가 되어주었습니다. 끝없이 뻗은 고속도로 위를 질주하는 자동차 안에서, 혹은 홀로 머무는 방의 전축 앞에서 "Jet Airliner"를 들으며 미지의 세계로 비상을 꿈꾸던 당시 젊은이들의 노스탤지어와 순수한 낭만이 수록곡 전편에 고스란히 박제되어 있습니다.</w:t>
+        <w:t>베트남 전쟁 종전 이후 새로운 활력과 낭만을 갈구하던 아메리칸 청춘들의 정서를 고스란히 담아냈습니다. 끝없이 뻗은 고속도로를 오픈카로 질주하며 카세트와 라디오 볼륨을 높이던 70년대 후반의 찬란한 해방감, 그리고 우주 시대를 향한 낙천적인 동경이 특유의 몽환적 사운드 효과음 속에 생생히 박제되어 있습니다.</w:t>
       </w:r>
     </w:p>
     <w:p>
@@ -489,7 +508,130 @@
           <w:b w:val="0"/>
           <w:sz w:val="21"/>
         </w:rPr>
-        <w:t>우주적 음향의 신시사이저 소품 "Threshold"와 매끄럽게 연결되며 폭발적인 해방감을 선사하는 록의 명곡 "Jet Airliner", 본능을 자극하는 그루브와 펑키한 기타 리프가 일품인 "Jungle Love", 쓸쓸하고도 애절한 어쿠스틱 선율과 하모니카가 가슴을 저미는 서정적 발라드 "Winter Time", 그리고 최면적인 비트와 보컬 하모니가 빛나는 "Swingtown" 등 한 곡도 버릴 것 없는 완벽한 음악적 파노라마를 펼쳐 보입니다.</w:t>
+      </w:r>
+    </w:p>
+    <w:p>
+      <w:pPr>
+        <w:spacing w:line="324" w:lineRule="auto" w:after="80"/>
+      </w:pPr>
+      <w:r>
+        <w:rPr w:rFonts="맑은 고딕">
+          <w:rFonts w:ascii="맑은 고딕" w:hAnsi="맑은 고딕" w:eastAsia="맑은 고딕"/>
+          <w:b w:val="0"/>
+          <w:color w:val="6B7280"/>
+          <w:sz w:val="21"/>
+        </w:rPr>
+        <w:t xml:space="preserve">· </w:t>
+      </w:r>
+      <w:r>
+        <w:rPr w:rFonts="맑은 고딕">
+          <w:rFonts w:ascii="맑은 고딕" w:hAnsi="맑은 고딕" w:eastAsia="맑은 고딕"/>
+          <w:b/>
+          <w:color w:val="1F2937"/>
+          <w:sz w:val="21"/>
+        </w:rPr>
+        <w:t xml:space="preserve">"Threshold / Jet Airliner": </w:t>
+      </w:r>
+      <w:r>
+        <w:rPr w:rFonts="맑은 고딕">
+          <w:rFonts w:ascii="맑은 고딕" w:hAnsi="맑은 고딕" w:eastAsia="맑은 고딕"/>
+          <w:b w:val="0"/>
+          <w:sz w:val="21"/>
+        </w:rPr>
+        <w:t>신비로운 신시사이저 전주곡에 이어 시원하게 터져 나오는 리프와 폴 페냐의 감각적인 노랫말이 어우러진 명실상부한 앨범의 백미입니다.</w:t>
+      </w:r>
+    </w:p>
+    <w:p>
+      <w:pPr>
+        <w:spacing w:line="324" w:lineRule="auto" w:after="80"/>
+      </w:pPr>
+      <w:r>
+        <w:rPr w:rFonts="맑은 고딕">
+          <w:rFonts w:ascii="맑은 고딕" w:hAnsi="맑은 고딕" w:eastAsia="맑은 고딕"/>
+          <w:b w:val="0"/>
+          <w:color w:val="6B7280"/>
+          <w:sz w:val="21"/>
+        </w:rPr>
+        <w:t xml:space="preserve">· </w:t>
+      </w:r>
+      <w:r>
+        <w:rPr w:rFonts="맑은 고딕">
+          <w:rFonts w:ascii="맑은 고딕" w:hAnsi="맑은 고딕" w:eastAsia="맑은 고딕"/>
+          <w:b/>
+          <w:color w:val="1F2937"/>
+          <w:sz w:val="21"/>
+        </w:rPr>
+        <w:t xml:space="preserve">"Winter Time": </w:t>
+      </w:r>
+      <w:r>
+        <w:rPr w:rFonts="맑은 고딕">
+          <w:rFonts w:ascii="맑은 고딕" w:hAnsi="맑은 고딕" w:eastAsia="맑은 고딕"/>
+          <w:b w:val="0"/>
+          <w:sz w:val="21"/>
+        </w:rPr>
+        <w:t>쓸쓸한 하모니카와 서정적인 어쿠스틱 기타, 밀러의 우수 어린 보컬이 가슴 저미는 겨울의 정취를 자아내는 숨은 보석 같은 발라드 트랙입니다.</w:t>
+      </w:r>
+    </w:p>
+    <w:p>
+      <w:pPr>
+        <w:spacing w:line="324" w:lineRule="auto" w:after="80"/>
+      </w:pPr>
+      <w:r>
+        <w:rPr w:rFonts="맑은 고딕">
+          <w:rFonts w:ascii="맑은 고딕" w:hAnsi="맑은 고딕" w:eastAsia="맑은 고딕"/>
+          <w:b w:val="0"/>
+          <w:color w:val="6B7280"/>
+          <w:sz w:val="21"/>
+        </w:rPr>
+        <w:t xml:space="preserve">· </w:t>
+      </w:r>
+      <w:r>
+        <w:rPr w:rFonts="맑은 고딕">
+          <w:rFonts w:ascii="맑은 고딕" w:hAnsi="맑은 고딕" w:eastAsia="맑은 고딕"/>
+          <w:b/>
+          <w:color w:val="1F2937"/>
+          <w:sz w:val="21"/>
+        </w:rPr>
+        <w:t xml:space="preserve">"Jungle Love": </w:t>
+      </w:r>
+      <w:r>
+        <w:rPr w:rFonts="맑은 고딕">
+          <w:rFonts w:ascii="맑은 고딕" w:hAnsi="맑은 고딕" w:eastAsia="맑은 고딕"/>
+          <w:b w:val="0"/>
+          <w:sz w:val="21"/>
+        </w:rPr>
+        <w:t>펑키한 베이스와 재치 넘치는 퍼커션, 직관적인 후렴구가 어깨를 들썩이게 만드는 에너지 넘치는 록 넘버입니다.</w:t>
+      </w:r>
+    </w:p>
+    <w:p>
+      <w:pPr>
+        <w:spacing w:line="324" w:lineRule="auto" w:after="80"/>
+      </w:pPr>
+      <w:r>
+        <w:rPr w:rFonts="맑은 고딕">
+          <w:rFonts w:ascii="맑은 고딕" w:hAnsi="맑은 고딕" w:eastAsia="맑은 고딕"/>
+          <w:b w:val="0"/>
+          <w:color w:val="6B7280"/>
+          <w:sz w:val="21"/>
+        </w:rPr>
+        <w:t xml:space="preserve">· </w:t>
+      </w:r>
+      <w:r>
+        <w:rPr w:rFonts="맑은 고딕">
+          <w:rFonts w:ascii="맑은 고딕" w:hAnsi="맑은 고딕" w:eastAsia="맑은 고딕"/>
+          <w:b/>
+          <w:color w:val="1F2937"/>
+          <w:sz w:val="21"/>
+        </w:rPr>
+        <w:t xml:space="preserve">"Swingtown": </w:t>
+      </w:r>
+      <w:r>
+        <w:rPr w:rFonts="맑은 고딕">
+          <w:rFonts w:ascii="맑은 고딕" w:hAnsi="맑은 고딕" w:eastAsia="맑은 고딕"/>
+          <w:b w:val="0"/>
+          <w:sz w:val="21"/>
+        </w:rPr>
+        <w:t>세련된 신스 아르페지오와 경쾌한 그루브가 공존하며 밴드의 모던한 감각을 유감없이 증명하는 곡입니다.</w:t>
       </w:r>
     </w:p>
     <w:p>
@@ -520,7 +662,7 @@
           <w:b w:val="0"/>
           <w:sz w:val="21"/>
         </w:rPr>
-        <w:t>켈리 앤 마우스(Kelly &amp; Mouse)의 환상적인 페가수스 일러스트 커버를 음미하며 진공관 앰프에 은은한 불빛이 돌 때 감상하시길 권합니다. 아날로그 LP 특유의 두터운 저음역과 공간을 둥글게 감싸는 신시사이저의 잔향, 그리고 스티브 밀러의 온기 어린 보컬이 카트리지의 섬세한 트래킹을 거쳐 흘러나올 때, 청음실은 일순간 1977년 캘리포니아의 맑고 푸른 공기로 가득 차오를 것입니다.</w:t>
+        <w:t>본 음반의 백미는 곡과 곡 사이를 유기적으로 연결하는 신시사이저의 잔향과 공간감에 있습니다. 진공관 앰프의 온화한 배음과 턴테이블 카트리지가 긁어내는 묵직한 아날로그 텍스처를 통해 감상할 때, 스티브 밀러 특유의 유려한 일렉트릭 기타 톤과 촘촘한 코러스의 레이어가 3차원적 무대감으로 청음 공간을 풍성하게 채워줄 것입니다.</w:t>
       </w:r>
     </w:p>
     <w:p>
@@ -551,7 +693,7 @@
           <w:b w:val="0"/>
           <w:sz w:val="21"/>
         </w:rPr>
-        <w:t>시각적 매혹을 안겨주는 상징적인 재킷 아트워크와 70년대 아날로그 마스터링의 정수를 담고 있는 사운드 퀄리티는 오디오파일과 바이닐 컬렉터 모두에게 대체 불가능한 기쁨을 줍니다. 시대를 초월하여 사랑받는 멜로디의 정수가 담긴 이 음반은 클래식 록 컬렉션의 한가운데를 당당히 차지할 만한 영구 소장 가치를 지니고 있습니다.</w:t>
+        <w:t>감각적인 일러스트레이션이 돋보이는 앨범 커버 아트워크부터 A면과 B면으로 이어지는 완결성 높은 트랙 배치까지, LP라는 피지컬 매체에 가장 최적화된 명작입니다. 70년대 아메리칸 클래식 록의 정수를 소유하고자 하는 모든 바이닐 애호가들의 컬렉션에 결코 빠질 수 없는 필수 소장반입니다.</w:t>
       </w:r>
     </w:p>
     <w:p>
@@ -565,7 +707,7 @@
           <w:color w:val="4338CA"/>
           <w:sz w:val="21"/>
         </w:rPr>
-        <w:t>이 음반을 통해 푸른 꿈의 날개를 펴고 광활한 70년대 록의 창공으로 날아오르던 시절이 전해주는 감동을 다시 한번 경험해 보시는 것은 어떨까요?</w:t>
+        <w:t>이 음반을 통해 아날로그 바늘 끝에서 피어오르는 꿈결 같은 멜로디와 광활한 자유의 바람이 전해주는 감동을 다시 한번 경험해 보시는 것은 어떨까요?</w:t>
       </w:r>
     </w:p>
     <w:sectPr>
